--- a/중국어_대화문/3부_docx/3부_04화_맞은편_자리.docx
+++ b/중국어_대화문/3부_docx/3부_04화_맞은편_자리.docx
@@ -18,7 +18,7 @@
         <w:t>등장인물:</w:t>
       </w:r>
       <w:r>
-        <w:t xml:space="preserve"> 쑤민 苏敏(30세, 明灯法律援助中心 변호사) / 선즈위안 沈知远(29세, 같은 센터 변호사) / 리위퉁 李雨彤(22세, 北原政法学院 4학년, 센터 자원활동가) / 옌 노인 严老汉 严海生(65세, 龙潭 상류 柳坪乡 이주민 대표, 전직 어부·선박 수리공) / 가오밍저 高明哲(29세, 北原正衡律师事务所 변호사, 水投 측 대리인, 沈知远의 소꿉친구) / 쑹 팀장 宋经理(40세, 北原水务投资集团 법무부 팀장) / 메이뤄란 梅若兰(60대 후반, 退休 律师协会 서기, 센터 고문) / 선궈칭 沈国庆(62세, 沈知远의 아버지, 二化 퇴직 노동자) / 저우슈란 周秀兰(58세, 沈知远의 어머니) / 가오 아주머니 高母(57세, 高明哲의 어머니, 같은 红星新村 이웃) / 水投 前台 접수 직원(목소리만)</w:t>
+        <w:t xml:space="preserve"> 쑤민 苏敏(30세, 明灯法律援助中心 변호사) / 선즈위안 沈知远(29세, 같은 센터 변호사) / 리위퉁 李雨彤(22세, 北原政法学院 4학년, 센터 자원활동가) / 옌 노인 严老汉 严海生(65세, 龙潭 상류 柳坪乡 이주민 대표, 전직 어부·선박 수리공) / 가오밍저 高明哲(29세, 北原正衡律师事务所 변호사, 水投 측 대리인, 沈知远의 소꿉친구) / 쑹 팀장 宋经理(40세, 北原水务投资集团 법무부 팀장) / 메이뤄란 梅若兰(60대 후반, 은퇴한 律师协会 서기, 센터 고문) / 선궈칭 沈国庆(62세, 沈知远의 아버지, 二化 퇴직 노동자) / 저우슈란 周秀兰(58세, 沈知远의 어머니) / 가오 아주머니 高母(57세, 高明哲의 어머니, 같은 红星新村 이웃) / 水投 프런트 접수 직원(목소리만)</w:t>
       </w:r>
     </w:p>
     <w:p>
@@ -239,7 +239,7 @@
         <w:t>沈知远:</w:t>
       </w:r>
       <w:r>
-        <w:t xml:space="preserve"> 以前我们三个，在红星新村那条楼道里写作业，他的作业本从来是借我的。以后要坐在一张桌子的两边，一个在这头，一个在那头，中间隔着三千份委托书。</w:t>
+        <w:t xml:space="preserve"> 以前我们两个，在红星新村那条楼道里写作业，他总是借我的作业本去抄。以后要坐在一张桌子的两边，一个在这头，一个在那头，中间隔着三千份委托书。</w:t>
       </w:r>
     </w:p>
     <w:p>
@@ -255,7 +255,7 @@
         <w:t>苏敏:</w:t>
       </w:r>
       <w:r>
-        <w:t xml:space="preserve"> 先喝茶。然后，我们商量明天去严大爷那里，怎么说。</w:t>
+        <w:t xml:space="preserve"> 先喝茶。然后，我们商量一下，明天怎么跟严大爷说。</w:t>
       </w:r>
     </w:p>
     <w:p>
@@ -266,7 +266,7 @@
         <w:t>沈知远:</w:t>
       </w:r>
       <w:r>
-        <w:t xml:space="preserve"> (端起杯子，口子在左边) 好。先喝茶。</w:t>
+        <w:t xml:space="preserve"> (端起杯子，缺口朝着左边) 好。先喝茶。</w:t>
       </w:r>
     </w:p>
     <w:p>
@@ -350,7 +350,7 @@
         <w:t>周秀兰:</w:t>
       </w:r>
       <w:r>
-        <w:t xml:space="preserve"> (赶紧把围裙擦一擦) 哎呀，高家嫂子，您还亲自送。快进来坐。</w:t>
+        <w:t xml:space="preserve"> (赶紧在围裙上擦了擦手) 哎呀，高家嫂子，您还亲自送。快进来坐。</w:t>
       </w:r>
     </w:p>
     <w:p>
@@ -383,7 +383,7 @@
         <w:t>高母:</w:t>
       </w:r>
       <w:r>
-        <w:t xml:space="preserve"> 我就是……就是来给孩子送一口吃的。(顿了顿) 明哲这几天忙，说是接了个大案子，晚上不回来吃饭，我怕你们这边的孩子，也都是饿着。</w:t>
+        <w:t xml:space="preserve"> 我就是……就是来给孩子送一口吃的。(顿了顿) 明哲这几天忙，说是接了个大案子，晚上不回来吃饭，我怕你们这边的孩子，也饿着肚子。</w:t>
       </w:r>
     </w:p>
     <w:p>
@@ -454,7 +454,7 @@
         <w:t>沈国庆:</w:t>
       </w:r>
       <w:r>
-        <w:t xml:space="preserve"> (把酒杯转了一圈) 我二化干了三十年，没读过几年书。可我知道一个道理，吃谁的饭，替谁说话。这个没有错。</w:t>
+        <w:t xml:space="preserve"> (把酒杯转了一圈) 我二化干了三十年，没读过几年书。可我知道一个道理，吃谁的饭，替谁说话。这话没有错。</w:t>
       </w:r>
     </w:p>
     <w:p>
@@ -476,7 +476,7 @@
         <w:t>沈国庆:</w:t>
       </w:r>
       <w:r>
-        <w:t xml:space="preserve"> 我没怪明哲。我是说，你们俩，坐在桌子两头，别让脸上挂不住。该争的争，该骂的骂，骂完了，包子还得吃。</w:t>
+        <w:t xml:space="preserve"> 我没怪明哲。我是说，你们俩，坐在桌子两头，别让彼此脸上挂不住。该争的争，该骂的骂，骂完了，包子还得吃。</w:t>
       </w:r>
     </w:p>
     <w:p>
@@ -582,7 +582,7 @@
         <w:t>高明哲:</w:t>
       </w:r>
       <w:r>
-        <w:t xml:space="preserve"> 我送我妈回来，听见你的脚步声了。(笑了一下，笑得很短) 你走路还是这个习惯，先左脚后右脚，每一步都想一想。</w:t>
+        <w:t xml:space="preserve"> 我送我妈回来，听见你的脚步声了。(笑了一下，笑得很短) 你走路还是老习惯，先迈左脚再迈右脚，每一步都要想一想。</w:t>
       </w:r>
     </w:p>
     <w:p>
@@ -593,7 +593,7 @@
         <w:t>沈知远:</w:t>
       </w:r>
       <w:r>
-        <w:t xml:space="preserve"> 你走路还是这个习惯，上楼梯一次迈两级。</w:t>
+        <w:t xml:space="preserve"> 你也还是老样子，上楼梯一次迈两级。</w:t>
       </w:r>
     </w:p>
     <w:p>
@@ -659,7 +659,7 @@
         <w:t>沈知远:</w:t>
       </w:r>
       <w:r>
-        <w:t xml:space="preserve"> 我不骂。你妈刚才在楼上，我爸替我们说了一句话。</w:t>
+        <w:t xml:space="preserve"> 我不骂。你妈刚才在我家，我爸替我们俩说了一句话。</w:t>
       </w:r>
     </w:p>
     <w:p>
@@ -719,7 +719,7 @@
         <w:t>高明哲:</w:t>
       </w:r>
       <w:r>
-        <w:t xml:space="preserve"> (沉默了很久) 我们所里，三个合伙人，一人推一个人。主任说，水投是大客户，这个案子，一年的收入，抵得上我三年。(停了停) 可这不是真话。真话是，我在想，如果我不接，对面会换成谁？一个只会念条文的人，一个连你们的信都不看完的人。</w:t>
+        <w:t xml:space="preserve"> (沉默了很久) 我们所里三个合伙人，各推荐了一个人。主任说，水投是大客户，这个案子，一年的收入，抵得上我三年。(停了停) 可这不是真话。真话是，我在想，如果我不接，对面会换成谁？一个只会念条文的人，一个连你们的信都不看完的人。</w:t>
       </w:r>
     </w:p>
     <w:p>
@@ -834,7 +834,7 @@
         <w:t>高明哲:</w:t>
       </w:r>
       <w:r>
-        <w:t xml:space="preserve"> 后天，二十层，我先到。茶水我让人准备，纯净水。</w:t>
+        <w:t xml:space="preserve"> 后天，二十层，我先到。水我让人准备，纯净水。</w:t>
       </w:r>
     </w:p>
     <w:p>
@@ -940,7 +940,7 @@
         <w:t>高明哲:</w:t>
       </w:r>
       <w:r>
-        <w:t xml:space="preserve"> (翻开文件夹) 水投集团的立场有三点。第一，所有补偿标准，均由各县政府依据省里的统一指导意见制定，水投只是出资方。第二，目前已有百分之九十二的移民户，已签署补偿安置协议。第三，协议中约定的“放弃诉讼”及“违约金”条款，是双方自愿达成的，合法有效。</w:t>
+        <w:t xml:space="preserve"> (翻开文件夹) 水投集团的立场有三点。第一，所有补偿标准，均由各县政府依据省里的统一指导意见制定，水投只是出资方。第二，目前已有百分之九十二的移民户签署了补偿安置协议。第三，协议中约定的“放弃诉讼”及“违约金”条款，是双方自愿达成的，合法有效。</w:t>
       </w:r>
     </w:p>
     <w:p>
@@ -1006,7 +1006,7 @@
         <w:t>高明哲:</w:t>
       </w:r>
       <w:r>
-        <w:t xml:space="preserve"> (低头翻文件) 这个差距，来源于各县的……地方财政承受能力。</w:t>
+        <w:t xml:space="preserve"> (低头翻文件) 这个差距，源于各县的……地方财政承受能力。</w:t>
       </w:r>
     </w:p>
     <w:p>
@@ -1017,7 +1017,7 @@
         <w:t>沈知远:</w:t>
       </w:r>
       <w:r>
-        <w:t xml:space="preserve"> 高律师，您刚才说的“指导意见”，第十四条写的是“应当按照同一区域、同等条件的原则”。同一水库，同一淹没线，同一类土地。这个“同一”，是哪两个字没有被读完？</w:t>
+        <w:t xml:space="preserve"> 高律师，您刚才说的“指导意见”，第十四条写的是“应当按照同一区域、同等条件的原则”。同一水库，同一淹没线，同一类土地。这个“同一”，到了各县，是怎么读的？</w:t>
       </w:r>
     </w:p>
     <w:p>
@@ -1120,7 +1120,7 @@
         <w:t>严老汉:</w:t>
       </w:r>
       <w:r>
-        <w:t xml:space="preserve"> (转向高明哲) 后生，你是哪的人？</w:t>
+        <w:t xml:space="preserve"> (转向高明哲) 后生，你是哪儿的人？</w:t>
       </w:r>
     </w:p>
     <w:p>
@@ -1259,7 +1259,7 @@
         <w:t>高明哲:</w:t>
       </w:r>
       <w:r>
-        <w:t xml:space="preserve"> 对。我端着那个杯子，当着宋经理的面，喝了。(苦笑) 她后来在会上，写了一个小字。</w:t>
+        <w:t xml:space="preserve"> 对。我端着那个杯子，当着宋经理的面，喝了。(苦笑) 她后来在本子上，写了几个字。</w:t>
       </w:r>
     </w:p>
     <w:p>
@@ -1447,7 +1447,7 @@
     </w:p>
     <w:p>
       <w:r>
-        <w:t>(傍晚六点。屋里亮着灯，炉子上烧着水。接待桌上摆着四碗阳春面，是马婶楼下煮的。严老汉坐在靠窗的椅子上，两只手抱着杯子，一口一口地喝茶。梅若兰裹着旧围巾，坐在藤椅上。苏敏脸色不太好看，沈知远在洗杯子。李雨彤整理着当天的笔录，纸张摊了一桌。)</w:t>
+        <w:t>(傍晚六点。屋里亮着灯，炉子上烧着水。接待桌上摆着五碗阳春面，是马婶楼下煮的。严老汉坐在靠窗的椅子上，两只手抱着杯子，一口一口地喝茶。梅若兰裹着旧围巾，坐在藤椅上。苏敏脸色不太好看，沈知远在洗杯子。李雨彤整理着当天的笔录，纸张摊了一桌。)</w:t>
       </w:r>
     </w:p>
     <w:p>
@@ -1633,7 +1633,7 @@
         <w:t>梅若兰:</w:t>
       </w:r>
       <w:r>
-        <w:t xml:space="preserve"> 后来，我们每一次吵架，都是桌子两头。可是每一次，他把茶先倒给我。(看着她) 你们现在这个，我给你们念一句老话吧，庄子的。</w:t>
+        <w:t xml:space="preserve"> 后来，我们每一次吵架，都是桌子两头。可是每一次，他把茶先倒给我。(看着她) 你们现在这样，我给你们念一句老话吧，庄子的。</w:t>
       </w:r>
     </w:p>
     <w:p>
@@ -1761,7 +1761,7 @@
     </w:p>
     <w:p>
       <w:r>
-        <w:t>(夜里九点半。屋里只剩下苏敏和沈知远。严老汉已经被安排住在楼下马婶家的小屋里，李雨彤回宿舍写笔录的整理稿。茶桌上，两只缺口的杯子，旁边是李雨彤留下的那只新白杯。楼梯响了一阵，有人在敲门，是一个年轻的快递员，手里提着一个军绿色的保温瓶。)</w:t>
+        <w:t>(夜里九点半。屋里只剩下苏敏和沈知远。严老汉已经被安排住在楼下马婶家的小屋里，李雨彤回宿舍整理笔录了。茶桌上，两只缺口的杯子，旁边是李雨彤留下的那只新白杯。楼梯响了一阵，有人在敲门，是一个年轻的快递员，手里提着一个军绿色的保温瓶。)</w:t>
       </w:r>
     </w:p>
     <w:p>
@@ -1931,7 +1931,7 @@
         <w:t>苏敏:</w:t>
       </w:r>
       <w:r>
-        <w:t xml:space="preserve"> (沉思，拿起桌上那张手绘的水库图，指着靠近下游的一个红点) 如果桌上的时间短，说明他们心里有一个日子。有一个日子，我们不知道。</w:t>
+        <w:t xml:space="preserve"> (沉思，拿起桌上那张手绘的水库图，指着靠近下游的一个红点) 如果桌上的时间短，说明他们心里有个日子，只是我们不知道。</w:t>
       </w:r>
     </w:p>
     <w:p>
@@ -2004,7 +2004,7 @@
     </w:p>
     <w:p>
       <w:r>
-        <w:t>(清晨八点，长途汽车站。清明前的雨把站台的地面洗得发亮。严老汉背着那个军绿色的保温瓶，手里提着一包马婶塞的馒头，站在去柳坪的大巴旁。苏敏和沈知远送他，李雨彤抱着笔记本，在后面追着一个晚点的雨伞。)</w:t>
+        <w:t>(清晨八点，长途汽车站。清明前的雨把站台的地面洗得发亮。严老汉背着那个军绿色的保温瓶，手里提着一包马婶塞的馒头，站在去柳坪的大巴旁。苏敏和沈知远送他，李雨彤抱着笔记本，在后面手忙脚乱地撑一把怎么也撑不开的雨伞。)</w:t>
       </w:r>
     </w:p>
     <w:p>
@@ -2059,7 +2059,7 @@
         <w:t>严老汉:</w:t>
       </w:r>
       <w:r>
-        <w:t xml:space="preserve"> 想那个后生。他给我们倒的茶，我们给他倒的茶，是同一壶。我这辈子，喝过不少人的茶，没有哪一次，是对面的人，放下杯子，还低着头。</w:t>
+        <w:t xml:space="preserve"> 想那个后生。我们给他倒的茶，和我们自己喝的茶，是同一壶。我这辈子，喝过不少人的茶，没有哪一次，是对面的人，放下杯子，还低着头。</w:t>
       </w:r>
     </w:p>
     <w:p>
@@ -2081,7 +2081,7 @@
         <w:t>严老汉:</w:t>
       </w:r>
       <w:r>
-        <w:t xml:space="preserve"> 对。不敢抬头的人，没坏透。(笑了一下，露出几颗不齐的牙) 你们别恨他。你们赢他，是赢他对面那张文件，不是赢他这个人。</w:t>
+        <w:t xml:space="preserve"> 对。不敢抬头的人，没坏透。(笑了一下，露出缺了一颗的牙) 你们别恨他。你们要赢的，是他手里那份文件，不是他这个人。</w:t>
       </w:r>
     </w:p>
     <w:p>
@@ -2225,7 +2225,7 @@
         <w:t>范仲淹 「岳阳楼记」:</w:t>
       </w:r>
       <w:r>
-        <w:t xml:space="preserve"> «先天下之忧而忧，后天下之乐而乐» — 한국어 해설: '천하 사람들이 걱정하기 전에 먼저 걱정하고, 천하 사람들이 즐긴 뒤에 나중에 즐긴다.' 송나라 范仲淹이 지은 「岳阳楼记」의 결구로, 관직에 있는 사람이 가져야 할 마음가짐을 말하는 유명한 구절. 장면 3에서 沈知远과 高明哲이 중학교 2학년 때 이 글을 둘이 반씩 나눠 외웠던 기억을 꺼낸다(沈知远은 앞 구절, 高明哲은 뒷 구절). 高明哲은 "이제는 뒷 구절만 외워진다"고 자조하고, 沈知远은 "앞 구절은 내가 대신 외우고 있겠다"고 답한다. 서로 맞은편에 앉을 두 소꿉친구가 같은 글을 반씩 나눠 가진 사이였음을 보여 주는 장치.</w:t>
+        <w:t xml:space="preserve"> «先天下之忧而忧，后天下之乐而乐» — 한국어 해설: '천하 사람들이 걱정하기 전에 먼저 걱정하고, 천하 사람들이 즐긴 뒤에 나중에 즐긴다.' 송나라 范仲淹이 지은 「岳阳楼记」의 결구로, 관직에 있는 사람이 가져야 할 마음가짐을 말하는 유명한 구절. 장면 3에서 沈知远과 高明哲이 중학교 2학년 때 이 글을 둘이 반씩 나눠 외웠던 기억을 꺼낸다(沈知远은 앞구절, 高明哲은 뒷구절). 高明哲은 "이제는 뒷구절만 외워진다"고 자조하고, 沈知远은 "앞구절은 내가 대신 외우고 있겠다"고 답한다. 서로 맞은편에 앉을 두 소꿉친구가 같은 글을 반씩 나눠 가진 사이였음을 보여 주는 장치.</w:t>
       </w:r>
     </w:p>
     <w:p>
@@ -2236,7 +2236,7 @@
         <w:t>『庄子』 「大宗师」:</w:t>
       </w:r>
       <w:r>
-        <w:t xml:space="preserve"> «泉涸，鱼相与处于陆，相呴以湿，相濡以沫，不如相忘于江湖。» — 한국어 해설: '샘이 마르면 물고기들이 땅 위에 모여 서로 습기를 내뿜고 서로 침으로 적셔 주지만, 차라리 강과 호수에서 서로를 잊고 사는 것만 못하다.' 어려울 때 서로 의지하는 정(相濡以沫)을 넘어, 물이 넉넉해져 각자 자유롭게 살아갈 수 있는 세상이 더 낫다는 뜻으로 흔히 읽힌다. 장면 6에서 梅若兰이 苏敏에게 이 구절을 들려주며 '잊으라'가 아니라 '각자의 물가로 헤엄쳐 가도 마음속에서 잊을 필요는 없다'고 읽어 준다. 沈知远은 "나는 잊고 싶지 않다"고 답한다. 3부의 주제인 '물'과 대립하는 두 친구의 관계를 겹쳐 놓는 구절.</w:t>
+        <w:t xml:space="preserve"> «泉涸，鱼相与处于陆，相呴以湿，相濡以沫，不如相忘于江湖。» — 한국어 해설: '샘이 마르면 물고기들이 땅 위에 모여 서로 습기를 내뿜고 서로 침으로 적셔 주지만, 차라리 강과 호수에서 서로를 잊고 사는 것만 못하다.' 어려울 때 서로 의지하는 정(相濡以沫)을 넘어, 물이 넉넉해져 각자 자유롭게 살아갈 수 있는 세상이 더 낫다는 뜻으로 흔히 읽힌다. 장면 6에서 梅若兰이 苏敏에게 이 구절을 들려주며 '잊으라'가 아니라 '각자의 물가로 헤엄쳐 가도 마음속에서 잊을 필요는 없다'고 읽어 준다. 沈知远은 "나는 잊고 싶지 않다"고 답한다. 3부의 주제인 '물'에, 맞은편에 앉게 된 두 친구의 관계를 겹쳐 놓는 구절.</w:t>
       </w:r>
     </w:p>
     <w:p>
@@ -2249,7 +2249,7 @@
     </w:p>
     <w:p>
       <w:r>
-        <w:t>«话说在前头» — 한국어 해설: "미리 말해 두다". 나중에 오해가 없도록 사전에 조건·입장을 밝혀 두는 구어 표현. 高明哲이 沈知远에게 협상 전날 밤 "나는 水投의 변호사이지 친구가 아니다"라고 밝히며, 장면 3.</w:t>
+        <w:t>«话说在前头» — 한국어 해설: "미리 말해 두다". 나중에 오해가 없도록 사전에 조건·입장을 밝혀 두는 구어 표현. 高明哲이 沈知远에게 협상 이틀 전 밤 "나는 水投의 변호사이지 친구가 아니다"라고 밝히며, 장면 3.</w:t>
       </w:r>
     </w:p>
     <w:p>

--- a/중국어_대화문/3부_docx/3부_04화_맞은편_자리.docx
+++ b/중국어_대화문/3부_docx/3부_04화_맞은편_자리.docx
@@ -18,7 +18,7 @@
         <w:t>등장인물:</w:t>
       </w:r>
       <w:r>
-        <w:t xml:space="preserve"> 쑤민 苏敏(30세, 明灯法律援助中心 변호사) / 선즈위안 沈知远(29세, 같은 센터 변호사) / 리위퉁 李雨彤(22세, 北原政法学院 4학년, 센터 자원활동가) / 옌 노인 严老汉 严海生(65세, 龙潭 상류 柳坪乡 이주민 대표, 전직 어부·선박 수리공) / 가오밍저 高明哲(29세, 北原正衡律师事务所 변호사, 水投 측 대리인, 沈知远의 소꿉친구) / 쑹 팀장 宋经理(40세, 北原水务投资集团 법무부 팀장) / 메이뤄란 梅若兰(60대 후반, 은퇴한 律师协会 서기, 센터 고문) / 선궈칭 沈国庆(62세, 沈知远의 아버지, 二化 퇴직 노동자) / 저우슈란 周秀兰(58세, 沈知远의 어머니) / 가오 아주머니 高母(57세, 高明哲의 어머니, 같은 红星新村 이웃) / 水投 프런트 접수 직원(목소리만)</w:t>
+        <w:t xml:space="preserve"> 쑤민 苏敏(30세, 明灯法律援助中心 변호사) / 선즈위안 沈知远(29세, 같은 센터 변호사) / 리위퉁 李雨彤(22세, 北原政法学院 4학년, 센터 자원활동가) / 옌 노인 严老汉 严海生(65세, 龙潭 상류 柳坪乡 이주민 대표, 전직 어부·선박 수리공) / 가오밍저 高明哲(29세, 北原正衡律师事务所 변호사, 水投 측 대리인, 沈知远의 소꿉친구) / 쑹 팀장 宋经理(40세, 北原水务投资集团 법무부 팀장) / 메이뤄란 梅若兰(60대 후반, 은퇴한 律师协会 서기, 센터 고문) / 선궈칭 沈国庆(62세, 沈知远의 아버지, 二化 퇴직 노동자) / 저우슈란 周秀兰(58세, 沈知远의 어머니) / 가오 아주머니 高母(57세, 高明哲의 어머니, 같은 红星新村 이웃)</w:t>
       </w:r>
     </w:p>
     <w:p>
@@ -869,7 +869,7 @@
     </w:p>
     <w:p>
       <w:r>
-        <w:t>(上午九点半。二十层的第二会议室，一张长条桌，能坐二十个人。落地窗外是灰白的云，看得见远处一条细细的江。桌子正中摆着一排纯净水和纸杯。水投那一边坐着高明哲和一位穿深蓝套装的中年女人，是法务部的宋经理，面前摊着厚厚的卷宗。另一边，严老汉坐在正中，旁边是苏敏、沈知远，李雨彤坐在最后一把椅子上，膝上放着笔记本。严老汉的脚边放着一个旧的军绿色保温瓶。)</w:t>
+        <w:t>(上午九点半。二十层的第二会议室，一张长条桌，能坐二十个人。落地窗外是灰白的云，看得见远处一条细细的江。桌子正中摆着一排纯净水和纸杯。水投那一边坐着高明哲和一位穿深蓝套装的中年女人，是法务部的宋经理，面前摊着厚厚的卷宗。另一边，严老汉坐在正中，旁边是苏敏、沈知远，李雨彤坐在最后一把椅子上，膝上放着笔记本。沈知远带来的那只旧的军绿色保温瓶，放在桌角。)</w:t>
       </w:r>
     </w:p>
     <w:p>
@@ -973,7 +973,7 @@
         <w:t>苏敏:</w:t>
       </w:r>
       <w:r>
-        <w:t xml:space="preserve"> 手印是有。可是我手里有四十一份笔录，里面写着，村干部带着人上门，说“今天不签，明天就没有安置房了”。你告诉我，这个是自愿吗？</w:t>
+        <w:t xml:space="preserve"> 手印是有。可是我手里有三十八份笔录，里面写着，村干部带着人上门，说“今天不签，明天就没有安置房了”。你告诉我，这个是自愿吗？</w:t>
       </w:r>
     </w:p>
     <w:p>
@@ -1783,7 +1783,7 @@
         <w:t>沈知远:</w:t>
       </w:r>
       <w:r>
-        <w:t xml:space="preserve"> (愣住) 保温瓶？我下午明明拿回来了。</w:t>
+        <w:t xml:space="preserve"> (愣住，这才想起来) 保温瓶？散会收拾东西的时候，我落在二十层了。</w:t>
       </w:r>
     </w:p>
     <w:p>
@@ -1794,7 +1794,7 @@
         <w:t>快递员:</w:t>
       </w:r>
       <w:r>
-        <w:t xml:space="preserve"> (看了看单子) 单子上写的是，“沈律师带去的第二个保温瓶，已清洗。”</w:t>
+        <w:t xml:space="preserve"> (看了看单子) 单子上写的是，“沈律师带去的保温瓶，已清洗。”</w:t>
       </w:r>
     </w:p>
     <w:p>
@@ -2004,7 +2004,7 @@
     </w:p>
     <w:p>
       <w:r>
-        <w:t>(清晨八点，长途汽车站。清明前的雨把站台的地面洗得发亮。严老汉背着那个军绿色的保温瓶，手里提着一包马婶塞的馒头，站在去柳坪的大巴旁。苏敏和沈知远送他，李雨彤抱着笔记本，在后面手忙脚乱地撑一把怎么也撑不开的雨伞。)</w:t>
+        <w:t>(清晨八点，长途汽车站。清明前的雨把站台的地面洗得发亮。严老汉背着沈知远一早塞给他的那只军绿色保温瓶，里面灌满了热茶，手里提着一包马婶塞的馒头，站在去柳坪的大巴旁。苏敏和沈知远送他，李雨彤抱着笔记本，在后面手忙脚乱地撑一把怎么也撑不开的雨伞。)</w:t>
       </w:r>
     </w:p>
     <w:p>
